--- a/Cau1.docx
+++ b/Cau1.docx
@@ -3,46 +3,534 @@
 <w:document xmlns:wpc="http://schemas.microsoft.com/office/word/2010/wordprocessingCanvas" xmlns:cx="http://schemas.microsoft.com/office/drawing/2014/chartex" xmlns:cx1="http://schemas.microsoft.com/office/drawing/2015/9/8/chartex" xmlns:cx2="http://schemas.microsoft.com/office/drawing/2015/10/21/chartex" xmlns:cx3="http://schemas.microsoft.com/office/drawing/2016/5/9/chartex" xmlns:cx4="http://schemas.microsoft.com/office/drawing/2016/5/10/chartex" xmlns:cx5="http://schemas.microsoft.com/office/drawing/2016/5/11/chartex" xmlns:cx6="http://schemas.microsoft.com/office/drawing/2016/5/12/chartex" xmlns:cx7="http://schemas.microsoft.com/office/drawing/2016/5/13/chartex" xmlns:cx8="http://schemas.microsoft.com/office/drawing/2016/5/14/chartex" xmlns:mc="http://schemas.openxmlformats.org/markup-compatibility/2006" xmlns:aink="http://schemas.microsoft.com/office/drawing/2016/ink" xmlns:am3d="http://schemas.microsoft.com/office/drawing/2017/model3d" xmlns:o="urn:schemas-microsoft-com:office:office" xmlns:oel="http://schemas.microsoft.com/office/2019/extlst" xmlns:r="http://schemas.openxmlformats.org/officeDocument/2006/relationships" xmlns:m="http://schemas.openxmlformats.org/officeDocument/2006/math" xmlns:v="urn:schemas-microsoft-com:vml" xmlns:wp14="http://schemas.microsoft.com/office/word/2010/wordprocessingDrawing" xmlns:wp="http://schemas.openxmlformats.org/drawingml/2006/wordprocessingDrawing" xmlns:w10="urn:schemas-microsoft-com:office:word" xmlns:w="http://schemas.openxmlformats.org/wordprocessingml/2006/main" xmlns:w14="http://schemas.microsoft.com/office/word/2010/wordml" xmlns:w15="http://schemas.microsoft.com/office/word/2012/wordml" xmlns:w16cex="http://schemas.microsoft.com/office/word/2018/wordml/cex" xmlns:w16cid="http://schemas.microsoft.com/office/word/2016/wordml/cid" xmlns:w16="http://schemas.microsoft.com/office/word/2018/wordml" xmlns:w16du="http://schemas.microsoft.com/office/word/2023/wordml/word16du" xmlns:w16sdtdh="http://schemas.microsoft.com/office/word/2020/wordml/sdtdatahash" xmlns:w16se="http://schemas.microsoft.com/office/word/2015/wordml/symex" xmlns:wpg="http://schemas.microsoft.com/office/word/2010/wordprocessingGroup" xmlns:wpi="http://schemas.microsoft.com/office/word/2010/wordprocessingInk" xmlns:wne="http://schemas.microsoft.com/office/word/2006/wordml" xmlns:wps="http://schemas.microsoft.com/office/word/2010/wordprocessingShape" mc:Ignorable="w14 w15 w16se w16cid w16 w16cex w16sdtdh wp14">
   <w:body>
     <w:p>
-      <w:r>
-        <w:t>Câu 1:</w:t>
+      <w:proofErr w:type="spellStart"/>
+      <w:r>
+        <w:t>Câu</w:t>
+      </w:r>
+      <w:proofErr w:type="spellEnd"/>
+      <w:r>
+        <w:t xml:space="preserve"> 1:</w:t>
       </w:r>
     </w:p>
     <w:p>
       <w:r>
-        <w:t>- Hãy tạo ra 1 file word để giải thích xung đột trong git là gì? Những trường hợp nào gây ra xung đột. Cho 1 ví dụ</w:t>
-      </w:r>
+        <w:t xml:space="preserve">- </w:t>
+      </w:r>
+      <w:proofErr w:type="spellStart"/>
+      <w:r>
+        <w:t>Hãy</w:t>
+      </w:r>
+      <w:proofErr w:type="spellEnd"/>
+      <w:r>
+        <w:t xml:space="preserve"> </w:t>
+      </w:r>
+      <w:proofErr w:type="spellStart"/>
+      <w:r>
+        <w:t>tạo</w:t>
+      </w:r>
+      <w:proofErr w:type="spellEnd"/>
+      <w:r>
+        <w:t xml:space="preserve"> </w:t>
+      </w:r>
+      <w:proofErr w:type="spellStart"/>
+      <w:r>
+        <w:t>ra</w:t>
+      </w:r>
+      <w:proofErr w:type="spellEnd"/>
+      <w:r>
+        <w:t xml:space="preserve"> 1 file word </w:t>
+      </w:r>
+      <w:proofErr w:type="spellStart"/>
+      <w:r>
+        <w:t>để</w:t>
+      </w:r>
+      <w:proofErr w:type="spellEnd"/>
+      <w:r>
+        <w:t xml:space="preserve"> </w:t>
+      </w:r>
+      <w:proofErr w:type="spellStart"/>
+      <w:r>
+        <w:t>giải</w:t>
+      </w:r>
+      <w:proofErr w:type="spellEnd"/>
+      <w:r>
+        <w:t xml:space="preserve"> </w:t>
+      </w:r>
+      <w:proofErr w:type="spellStart"/>
+      <w:r>
+        <w:t>thích</w:t>
+      </w:r>
+      <w:proofErr w:type="spellEnd"/>
+      <w:r>
+        <w:t xml:space="preserve"> </w:t>
+      </w:r>
+      <w:proofErr w:type="spellStart"/>
+      <w:r>
+        <w:t>xung</w:t>
+      </w:r>
+      <w:proofErr w:type="spellEnd"/>
+      <w:r>
+        <w:t xml:space="preserve"> </w:t>
+      </w:r>
+      <w:proofErr w:type="spellStart"/>
+      <w:r>
+        <w:t>đột</w:t>
+      </w:r>
+      <w:proofErr w:type="spellEnd"/>
+      <w:r>
+        <w:t xml:space="preserve"> </w:t>
+      </w:r>
+      <w:proofErr w:type="spellStart"/>
+      <w:r>
+        <w:t>trong</w:t>
+      </w:r>
+      <w:proofErr w:type="spellEnd"/>
+      <w:r>
+        <w:t xml:space="preserve"> git </w:t>
+      </w:r>
+      <w:proofErr w:type="spellStart"/>
+      <w:r>
+        <w:t>là</w:t>
+      </w:r>
+      <w:proofErr w:type="spellEnd"/>
+      <w:r>
+        <w:t xml:space="preserve"> </w:t>
+      </w:r>
+      <w:proofErr w:type="spellStart"/>
+      <w:r>
+        <w:t>gì</w:t>
+      </w:r>
+      <w:proofErr w:type="spellEnd"/>
+      <w:r>
+        <w:t xml:space="preserve">? </w:t>
+      </w:r>
+      <w:proofErr w:type="spellStart"/>
+      <w:r>
+        <w:t>Những</w:t>
+      </w:r>
+      <w:proofErr w:type="spellEnd"/>
+      <w:r>
+        <w:t xml:space="preserve"> </w:t>
+      </w:r>
+      <w:proofErr w:type="spellStart"/>
+      <w:r>
+        <w:t>trường</w:t>
+      </w:r>
+      <w:proofErr w:type="spellEnd"/>
+      <w:r>
+        <w:t xml:space="preserve"> </w:t>
+      </w:r>
+      <w:proofErr w:type="spellStart"/>
+      <w:r>
+        <w:t>hợp</w:t>
+      </w:r>
+      <w:proofErr w:type="spellEnd"/>
+      <w:r>
+        <w:t xml:space="preserve"> </w:t>
+      </w:r>
+      <w:proofErr w:type="spellStart"/>
+      <w:r>
+        <w:t>nào</w:t>
+      </w:r>
+      <w:proofErr w:type="spellEnd"/>
+      <w:r>
+        <w:t xml:space="preserve"> </w:t>
+      </w:r>
+      <w:proofErr w:type="spellStart"/>
+      <w:r>
+        <w:t>gây</w:t>
+      </w:r>
+      <w:proofErr w:type="spellEnd"/>
+      <w:r>
+        <w:t xml:space="preserve"> </w:t>
+      </w:r>
+      <w:proofErr w:type="spellStart"/>
+      <w:r>
+        <w:t>ra</w:t>
+      </w:r>
+      <w:proofErr w:type="spellEnd"/>
+      <w:r>
+        <w:t xml:space="preserve"> </w:t>
+      </w:r>
+      <w:proofErr w:type="spellStart"/>
+      <w:r>
+        <w:t>xung</w:t>
+      </w:r>
+      <w:proofErr w:type="spellEnd"/>
+      <w:r>
+        <w:t xml:space="preserve"> </w:t>
+      </w:r>
+      <w:proofErr w:type="spellStart"/>
+      <w:r>
+        <w:t>đột</w:t>
+      </w:r>
+      <w:proofErr w:type="spellEnd"/>
+      <w:r>
+        <w:t xml:space="preserve">. Cho 1 </w:t>
+      </w:r>
+      <w:proofErr w:type="spellStart"/>
+      <w:r>
+        <w:t>ví</w:t>
+      </w:r>
+      <w:proofErr w:type="spellEnd"/>
+      <w:r>
+        <w:t xml:space="preserve"> </w:t>
+      </w:r>
+      <w:proofErr w:type="spellStart"/>
+      <w:r>
+        <w:t>dụ</w:t>
+      </w:r>
+      <w:proofErr w:type="spellEnd"/>
       <w:r>
         <w:t>?</w:t>
       </w:r>
     </w:p>
     <w:p>
       <w:r>
-        <w:t>- Xung đột trong git xảy ra khi git không biết chọn phiên bản nào khi đoạn code khác nhau</w:t>
-      </w:r>
+        <w:t xml:space="preserve">- </w:t>
+      </w:r>
+      <w:proofErr w:type="spellStart"/>
+      <w:r>
+        <w:t>Xung</w:t>
+      </w:r>
+      <w:proofErr w:type="spellEnd"/>
+      <w:r>
+        <w:t xml:space="preserve"> </w:t>
+      </w:r>
+      <w:proofErr w:type="spellStart"/>
+      <w:r>
+        <w:t>đột</w:t>
+      </w:r>
+      <w:proofErr w:type="spellEnd"/>
+      <w:r>
+        <w:t xml:space="preserve"> </w:t>
+      </w:r>
+      <w:proofErr w:type="spellStart"/>
+      <w:r>
+        <w:t>trong</w:t>
+      </w:r>
+      <w:proofErr w:type="spellEnd"/>
+      <w:r>
+        <w:t xml:space="preserve"> git </w:t>
+      </w:r>
+      <w:proofErr w:type="spellStart"/>
+      <w:r>
+        <w:t>xảy</w:t>
+      </w:r>
+      <w:proofErr w:type="spellEnd"/>
+      <w:r>
+        <w:t xml:space="preserve"> </w:t>
+      </w:r>
+      <w:proofErr w:type="spellStart"/>
+      <w:r>
+        <w:t>ra</w:t>
+      </w:r>
+      <w:proofErr w:type="spellEnd"/>
+      <w:r>
+        <w:t xml:space="preserve"> </w:t>
+      </w:r>
+      <w:proofErr w:type="spellStart"/>
+      <w:r>
+        <w:t>khi</w:t>
+      </w:r>
+      <w:proofErr w:type="spellEnd"/>
+      <w:r>
+        <w:t xml:space="preserve"> git </w:t>
+      </w:r>
+      <w:proofErr w:type="spellStart"/>
+      <w:r>
+        <w:t>không</w:t>
+      </w:r>
+      <w:proofErr w:type="spellEnd"/>
+      <w:r>
+        <w:t xml:space="preserve"> </w:t>
+      </w:r>
+      <w:proofErr w:type="spellStart"/>
+      <w:r>
+        <w:t>biết</w:t>
+      </w:r>
+      <w:proofErr w:type="spellEnd"/>
+      <w:r>
+        <w:t xml:space="preserve"> </w:t>
+      </w:r>
+      <w:proofErr w:type="spellStart"/>
+      <w:r>
+        <w:t>chọn</w:t>
+      </w:r>
+      <w:proofErr w:type="spellEnd"/>
+      <w:r>
+        <w:t xml:space="preserve"> </w:t>
+      </w:r>
+      <w:proofErr w:type="spellStart"/>
+      <w:r>
+        <w:t>phiên</w:t>
+      </w:r>
+      <w:proofErr w:type="spellEnd"/>
+      <w:r>
+        <w:t xml:space="preserve"> </w:t>
+      </w:r>
+      <w:proofErr w:type="spellStart"/>
+      <w:r>
+        <w:t>bản</w:t>
+      </w:r>
+      <w:proofErr w:type="spellEnd"/>
+      <w:r>
+        <w:t xml:space="preserve"> </w:t>
+      </w:r>
+      <w:proofErr w:type="spellStart"/>
+      <w:r>
+        <w:t>nào</w:t>
+      </w:r>
+      <w:proofErr w:type="spellEnd"/>
+      <w:r>
+        <w:t xml:space="preserve"> </w:t>
+      </w:r>
+      <w:proofErr w:type="spellStart"/>
+      <w:r>
+        <w:t>khi</w:t>
+      </w:r>
+      <w:proofErr w:type="spellEnd"/>
+      <w:r>
+        <w:t xml:space="preserve"> </w:t>
+      </w:r>
+      <w:proofErr w:type="spellStart"/>
+      <w:r>
+        <w:t>đoạn</w:t>
+      </w:r>
+      <w:proofErr w:type="spellEnd"/>
+      <w:r>
+        <w:t xml:space="preserve"> code </w:t>
+      </w:r>
+      <w:proofErr w:type="spellStart"/>
+      <w:r>
+        <w:t>khác</w:t>
+      </w:r>
+      <w:proofErr w:type="spellEnd"/>
+      <w:r>
+        <w:t xml:space="preserve"> </w:t>
+      </w:r>
+      <w:proofErr w:type="spellStart"/>
+      <w:r>
+        <w:t>nhau</w:t>
+      </w:r>
+      <w:proofErr w:type="spellEnd"/>
     </w:p>
     <w:p>
       <w:r>
-        <w:t>- xảy ra xung đột khi cùng 1 file sửa ở 2 nới khác nhau.</w:t>
+        <w:t xml:space="preserve">- </w:t>
+      </w:r>
+      <w:proofErr w:type="spellStart"/>
+      <w:r>
+        <w:t>xảy</w:t>
+      </w:r>
+      <w:proofErr w:type="spellEnd"/>
+      <w:r>
+        <w:t xml:space="preserve"> </w:t>
+      </w:r>
+      <w:proofErr w:type="spellStart"/>
+      <w:r>
+        <w:t>ra</w:t>
+      </w:r>
+      <w:proofErr w:type="spellEnd"/>
+      <w:r>
+        <w:t xml:space="preserve"> </w:t>
+      </w:r>
+      <w:proofErr w:type="spellStart"/>
+      <w:r>
+        <w:t>xung</w:t>
+      </w:r>
+      <w:proofErr w:type="spellEnd"/>
+      <w:r>
+        <w:t xml:space="preserve"> </w:t>
+      </w:r>
+      <w:proofErr w:type="spellStart"/>
+      <w:r>
+        <w:t>đột</w:t>
+      </w:r>
+      <w:proofErr w:type="spellEnd"/>
+      <w:r>
+        <w:t xml:space="preserve"> </w:t>
+      </w:r>
+      <w:proofErr w:type="spellStart"/>
+      <w:r>
+        <w:t>khi</w:t>
+      </w:r>
+      <w:proofErr w:type="spellEnd"/>
+      <w:r>
+        <w:t xml:space="preserve"> </w:t>
+      </w:r>
+      <w:proofErr w:type="spellStart"/>
+      <w:r>
+        <w:t>cùng</w:t>
+      </w:r>
+      <w:proofErr w:type="spellEnd"/>
+      <w:r>
+        <w:t xml:space="preserve"> 1 file </w:t>
+      </w:r>
+      <w:proofErr w:type="spellStart"/>
+      <w:r>
+        <w:t>sửa</w:t>
+      </w:r>
+      <w:proofErr w:type="spellEnd"/>
+      <w:r>
+        <w:t xml:space="preserve"> ở 2 </w:t>
+      </w:r>
+      <w:proofErr w:type="spellStart"/>
+      <w:r>
+        <w:t>nới</w:t>
+      </w:r>
+      <w:proofErr w:type="spellEnd"/>
+      <w:r>
+        <w:t xml:space="preserve"> </w:t>
+      </w:r>
+      <w:proofErr w:type="spellStart"/>
+      <w:r>
+        <w:t>khác</w:t>
+      </w:r>
+      <w:proofErr w:type="spellEnd"/>
+      <w:r>
+        <w:t xml:space="preserve"> </w:t>
+      </w:r>
+      <w:proofErr w:type="spellStart"/>
+      <w:r>
+        <w:t>nhau</w:t>
+      </w:r>
+      <w:proofErr w:type="spellEnd"/>
+      <w:r>
+        <w:t>.</w:t>
       </w:r>
     </w:p>
     <w:p>
       <w:r>
-        <w:t>- Sửa file trước khi pull bản mới nhất.</w:t>
+        <w:t xml:space="preserve">- </w:t>
+      </w:r>
+      <w:proofErr w:type="spellStart"/>
+      <w:r>
+        <w:t>Sửa</w:t>
+      </w:r>
+      <w:proofErr w:type="spellEnd"/>
+      <w:r>
+        <w:t xml:space="preserve"> file </w:t>
+      </w:r>
+      <w:proofErr w:type="spellStart"/>
+      <w:r>
+        <w:t>trước</w:t>
+      </w:r>
+      <w:proofErr w:type="spellEnd"/>
+      <w:r>
+        <w:t xml:space="preserve"> </w:t>
+      </w:r>
+      <w:proofErr w:type="spellStart"/>
+      <w:r>
+        <w:t>khi</w:t>
+      </w:r>
+      <w:proofErr w:type="spellEnd"/>
+      <w:r>
+        <w:t xml:space="preserve"> pull </w:t>
+      </w:r>
+      <w:proofErr w:type="spellStart"/>
+      <w:r>
+        <w:t>bản</w:t>
+      </w:r>
+      <w:proofErr w:type="spellEnd"/>
+      <w:r>
+        <w:t xml:space="preserve"> </w:t>
+      </w:r>
+      <w:proofErr w:type="spellStart"/>
+      <w:r>
+        <w:t>mới</w:t>
+      </w:r>
+      <w:proofErr w:type="spellEnd"/>
+      <w:r>
+        <w:t xml:space="preserve"> </w:t>
+      </w:r>
+      <w:proofErr w:type="spellStart"/>
+      <w:r>
+        <w:t>nhất</w:t>
+      </w:r>
+      <w:proofErr w:type="spellEnd"/>
+      <w:r>
+        <w:t>.</w:t>
       </w:r>
     </w:p>
     <w:p>
       <w:r>
-        <w:t xml:space="preserve">- merge nhánh này vào nhánh khác nhưng nội dung khác nhau. </w:t>
+        <w:t xml:space="preserve">- merge </w:t>
+      </w:r>
+      <w:proofErr w:type="spellStart"/>
+      <w:r>
+        <w:t>nhánh</w:t>
+      </w:r>
+      <w:proofErr w:type="spellEnd"/>
+      <w:r>
+        <w:t xml:space="preserve"> </w:t>
+      </w:r>
+      <w:proofErr w:type="spellStart"/>
+      <w:r>
+        <w:t>này</w:t>
+      </w:r>
+      <w:proofErr w:type="spellEnd"/>
+      <w:r>
+        <w:t xml:space="preserve"> </w:t>
+      </w:r>
+      <w:proofErr w:type="spellStart"/>
+      <w:r>
+        <w:t>vào</w:t>
+      </w:r>
+      <w:proofErr w:type="spellEnd"/>
+      <w:r>
+        <w:t xml:space="preserve"> </w:t>
+      </w:r>
+      <w:proofErr w:type="spellStart"/>
+      <w:r>
+        <w:t>nhánh</w:t>
+      </w:r>
+      <w:proofErr w:type="spellEnd"/>
+      <w:r>
+        <w:t xml:space="preserve"> </w:t>
+      </w:r>
+      <w:proofErr w:type="spellStart"/>
+      <w:r>
+        <w:t>khác</w:t>
+      </w:r>
+      <w:proofErr w:type="spellEnd"/>
+      <w:r>
+        <w:t xml:space="preserve"> </w:t>
+      </w:r>
+      <w:proofErr w:type="spellStart"/>
+      <w:r>
+        <w:t>nhưng</w:t>
+      </w:r>
+      <w:proofErr w:type="spellEnd"/>
+      <w:r>
+        <w:t xml:space="preserve"> </w:t>
+      </w:r>
+      <w:proofErr w:type="spellStart"/>
+      <w:r>
+        <w:t>nội</w:t>
+      </w:r>
+      <w:proofErr w:type="spellEnd"/>
+      <w:r>
+        <w:t xml:space="preserve"> dung </w:t>
+      </w:r>
+      <w:proofErr w:type="spellStart"/>
+      <w:r>
+        <w:t>khác</w:t>
+      </w:r>
+      <w:proofErr w:type="spellEnd"/>
+      <w:r>
+        <w:t xml:space="preserve"> </w:t>
+      </w:r>
+      <w:proofErr w:type="spellStart"/>
+      <w:r>
+        <w:t>nhau</w:t>
+      </w:r>
+      <w:proofErr w:type="spellEnd"/>
+      <w:r>
+        <w:t xml:space="preserve">. </w:t>
       </w:r>
     </w:p>
-    <w:p>
-      <w:pPr>
-        <w:rPr>
-          <w:b/>
-          <w:bCs/>
-        </w:rPr>
-      </w:pPr>
-    </w:p>
+    <w:p/>
     <w:sectPr>
       <w:pgSz w:w="12240" w:h="15840"/>
       <w:pgMar w:top="1440" w:right="1440" w:bottom="1440" w:left="1440" w:header="720" w:footer="720" w:gutter="0"/>
@@ -453,6 +941,7 @@
   <w:style w:type="paragraph" w:default="1" w:styleId="Normal">
     <w:name w:val="Normal"/>
     <w:qFormat/>
+    <w:rsid w:val="00930784"/>
   </w:style>
   <w:style w:type="character" w:default="1" w:styleId="DefaultParagraphFont">
     <w:name w:val="Default Paragraph Font"/>
